--- a/legal pro/AI Legal Portal/Notice folder/CredRight_LRN.docx
+++ b/legal pro/AI Legal Portal/Notice folder/CredRight_LRN.docx
@@ -90,7 +90,27 @@
           <w:sz w:val="20"/>
           <w:szCs w:val="20"/>
         </w:rPr>
-        <w:t xml:space="preserve"> L006/ ${S_No} </w:t>
+        <w:t xml:space="preserve"> L006/ ${</w:t>
+      </w:r>
+      <w:proofErr w:type="spellStart"/>
+      <w:r>
+        <w:rPr>
+          <w:rStyle w:val="Strong"/>
+          <w:rFonts w:ascii="Arial" w:hAnsi="Arial" w:cs="Arial"/>
+          <w:sz w:val="20"/>
+          <w:szCs w:val="20"/>
+        </w:rPr>
+        <w:t>S_No</w:t>
+      </w:r>
+      <w:proofErr w:type="spellEnd"/>
+      <w:r>
+        <w:rPr>
+          <w:rStyle w:val="Strong"/>
+          <w:rFonts w:ascii="Arial" w:hAnsi="Arial" w:cs="Arial"/>
+          <w:sz w:val="20"/>
+          <w:szCs w:val="20"/>
+        </w:rPr>
+        <w:t xml:space="preserve">} </w:t>
       </w:r>
     </w:p>
     <w:p>
@@ -153,7 +173,27 @@
           <w:sz w:val="20"/>
           <w:szCs w:val="20"/>
         </w:rPr>
-        <w:t xml:space="preserve">${Co_Borrower_Name} </w:t>
+        <w:t>${</w:t>
+      </w:r>
+      <w:proofErr w:type="spellStart"/>
+      <w:r>
+        <w:rPr>
+          <w:rStyle w:val="Strong"/>
+          <w:rFonts w:ascii="Arial" w:hAnsi="Arial" w:cs="Arial"/>
+          <w:sz w:val="20"/>
+          <w:szCs w:val="20"/>
+        </w:rPr>
+        <w:t>Co_Borrower_Name</w:t>
+      </w:r>
+      <w:proofErr w:type="spellEnd"/>
+      <w:r>
+        <w:rPr>
+          <w:rStyle w:val="Strong"/>
+          <w:rFonts w:ascii="Arial" w:hAnsi="Arial" w:cs="Arial"/>
+          <w:sz w:val="20"/>
+          <w:szCs w:val="20"/>
+        </w:rPr>
+        <w:t xml:space="preserve">} </w:t>
       </w:r>
     </w:p>
     <w:p>
@@ -223,7 +263,31 @@
           <w:sz w:val="20"/>
           <w:szCs w:val="20"/>
         </w:rPr>
-        <w:t xml:space="preserve">${lan} </w:t>
+        <w:t>${</w:t>
+      </w:r>
+      <w:proofErr w:type="spellStart"/>
+      <w:r>
+        <w:rPr>
+          <w:rStyle w:val="Emphasis"/>
+          <w:rFonts w:ascii="Arial" w:hAnsi="Arial" w:cs="Arial"/>
+          <w:b/>
+          <w:bCs/>
+          <w:sz w:val="20"/>
+          <w:szCs w:val="20"/>
+        </w:rPr>
+        <w:t>lan</w:t>
+      </w:r>
+      <w:proofErr w:type="spellEnd"/>
+      <w:r>
+        <w:rPr>
+          <w:rStyle w:val="Emphasis"/>
+          <w:rFonts w:ascii="Arial" w:hAnsi="Arial" w:cs="Arial"/>
+          <w:b/>
+          <w:bCs/>
+          <w:sz w:val="20"/>
+          <w:szCs w:val="20"/>
+        </w:rPr>
+        <w:t xml:space="preserve">} </w:t>
       </w:r>
     </w:p>
     <w:p>
@@ -282,7 +346,47 @@
           <w:sz w:val="20"/>
           <w:szCs w:val="20"/>
         </w:rPr>
-        <w:t>${Loan_Disb_Amount} (${disbAmount})</w:t>
+        <w:t>${</w:t>
+      </w:r>
+      <w:proofErr w:type="spellStart"/>
+      <w:r>
+        <w:rPr>
+          <w:rStyle w:val="Strong"/>
+          <w:rFonts w:ascii="Arial" w:hAnsi="Arial" w:cs="Arial"/>
+          <w:sz w:val="20"/>
+          <w:szCs w:val="20"/>
+        </w:rPr>
+        <w:t>Loan_Disb_Amount</w:t>
+      </w:r>
+      <w:proofErr w:type="spellEnd"/>
+      <w:r>
+        <w:rPr>
+          <w:rStyle w:val="Strong"/>
+          <w:rFonts w:ascii="Arial" w:hAnsi="Arial" w:cs="Arial"/>
+          <w:sz w:val="20"/>
+          <w:szCs w:val="20"/>
+        </w:rPr>
+        <w:t>} (${</w:t>
+      </w:r>
+      <w:proofErr w:type="spellStart"/>
+      <w:r>
+        <w:rPr>
+          <w:rStyle w:val="Strong"/>
+          <w:rFonts w:ascii="Arial" w:hAnsi="Arial" w:cs="Arial"/>
+          <w:sz w:val="20"/>
+          <w:szCs w:val="20"/>
+        </w:rPr>
+        <w:t>disbAmount</w:t>
+      </w:r>
+      <w:proofErr w:type="spellEnd"/>
+      <w:r>
+        <w:rPr>
+          <w:rStyle w:val="Strong"/>
+          <w:rFonts w:ascii="Arial" w:hAnsi="Arial" w:cs="Arial"/>
+          <w:sz w:val="20"/>
+          <w:szCs w:val="20"/>
+        </w:rPr>
+        <w:t>})</w:t>
       </w:r>
       <w:r>
         <w:rPr>
@@ -299,7 +403,27 @@
           <w:sz w:val="20"/>
           <w:szCs w:val="20"/>
         </w:rPr>
-        <w:t>${lan}</w:t>
+        <w:t>${</w:t>
+      </w:r>
+      <w:proofErr w:type="spellStart"/>
+      <w:r>
+        <w:rPr>
+          <w:rStyle w:val="Strong"/>
+          <w:rFonts w:ascii="Arial" w:hAnsi="Arial" w:cs="Arial"/>
+          <w:sz w:val="20"/>
+          <w:szCs w:val="20"/>
+        </w:rPr>
+        <w:t>lan</w:t>
+      </w:r>
+      <w:proofErr w:type="spellEnd"/>
+      <w:r>
+        <w:rPr>
+          <w:rStyle w:val="Strong"/>
+          <w:rFonts w:ascii="Arial" w:hAnsi="Arial" w:cs="Arial"/>
+          <w:sz w:val="20"/>
+          <w:szCs w:val="20"/>
+        </w:rPr>
+        <w:t>}</w:t>
       </w:r>
       <w:r>
         <w:rPr>
@@ -316,7 +440,27 @@
           <w:sz w:val="20"/>
           <w:szCs w:val="20"/>
         </w:rPr>
-        <w:t>${Loan_Disb_Date}</w:t>
+        <w:t>${</w:t>
+      </w:r>
+      <w:proofErr w:type="spellStart"/>
+      <w:r>
+        <w:rPr>
+          <w:rStyle w:val="Strong"/>
+          <w:rFonts w:ascii="Arial" w:hAnsi="Arial" w:cs="Arial"/>
+          <w:sz w:val="20"/>
+          <w:szCs w:val="20"/>
+        </w:rPr>
+        <w:t>Loan_Disb_Date</w:t>
+      </w:r>
+      <w:proofErr w:type="spellEnd"/>
+      <w:r>
+        <w:rPr>
+          <w:rStyle w:val="Strong"/>
+          <w:rFonts w:ascii="Arial" w:hAnsi="Arial" w:cs="Arial"/>
+          <w:sz w:val="20"/>
+          <w:szCs w:val="20"/>
+        </w:rPr>
+        <w:t>}</w:t>
       </w:r>
       <w:r>
         <w:rPr>
@@ -401,7 +545,27 @@
           <w:sz w:val="20"/>
           <w:szCs w:val="20"/>
         </w:rPr>
-        <w:t>${Tos_Date}</w:t>
+        <w:t>${</w:t>
+      </w:r>
+      <w:proofErr w:type="spellStart"/>
+      <w:r>
+        <w:rPr>
+          <w:rStyle w:val="Strong"/>
+          <w:rFonts w:ascii="Arial" w:hAnsi="Arial" w:cs="Arial"/>
+          <w:sz w:val="20"/>
+          <w:szCs w:val="20"/>
+        </w:rPr>
+        <w:t>Tos_Date</w:t>
+      </w:r>
+      <w:proofErr w:type="spellEnd"/>
+      <w:r>
+        <w:rPr>
+          <w:rStyle w:val="Strong"/>
+          <w:rFonts w:ascii="Arial" w:hAnsi="Arial" w:cs="Arial"/>
+          <w:sz w:val="20"/>
+          <w:szCs w:val="20"/>
+        </w:rPr>
+        <w:t>}</w:t>
       </w:r>
       <w:r>
         <w:rPr>
@@ -418,7 +582,47 @@
           <w:sz w:val="20"/>
           <w:szCs w:val="20"/>
         </w:rPr>
-        <w:t>₹${Tos_Including_charges} (${tosAmount})</w:t>
+        <w:t>₹${</w:t>
+      </w:r>
+      <w:proofErr w:type="spellStart"/>
+      <w:r>
+        <w:rPr>
+          <w:rStyle w:val="Strong"/>
+          <w:rFonts w:ascii="Arial" w:hAnsi="Arial" w:cs="Arial"/>
+          <w:sz w:val="20"/>
+          <w:szCs w:val="20"/>
+        </w:rPr>
+        <w:t>Tos_Including_charges</w:t>
+      </w:r>
+      <w:proofErr w:type="spellEnd"/>
+      <w:r>
+        <w:rPr>
+          <w:rStyle w:val="Strong"/>
+          <w:rFonts w:ascii="Arial" w:hAnsi="Arial" w:cs="Arial"/>
+          <w:sz w:val="20"/>
+          <w:szCs w:val="20"/>
+        </w:rPr>
+        <w:t>} (${</w:t>
+      </w:r>
+      <w:proofErr w:type="spellStart"/>
+      <w:r>
+        <w:rPr>
+          <w:rStyle w:val="Strong"/>
+          <w:rFonts w:ascii="Arial" w:hAnsi="Arial" w:cs="Arial"/>
+          <w:sz w:val="20"/>
+          <w:szCs w:val="20"/>
+        </w:rPr>
+        <w:t>tosAmount</w:t>
+      </w:r>
+      <w:proofErr w:type="spellEnd"/>
+      <w:r>
+        <w:rPr>
+          <w:rStyle w:val="Strong"/>
+          <w:rFonts w:ascii="Arial" w:hAnsi="Arial" w:cs="Arial"/>
+          <w:sz w:val="20"/>
+          <w:szCs w:val="20"/>
+        </w:rPr>
+        <w:t>})</w:t>
       </w:r>
       <w:r>
         <w:rPr>
@@ -705,7 +909,27 @@
           <w:sz w:val="20"/>
           <w:szCs w:val="20"/>
         </w:rPr>
-        <w:t xml:space="preserve">${ACM_MOBILE_NUMBER} or Legal Officer, Mr./Ms. ${Legal_Officer_Name} </w:t>
+        <w:t>${ACM_MOBILE_NUMBER} or Legal Officer, Mr./Ms. ${</w:t>
+      </w:r>
+      <w:proofErr w:type="spellStart"/>
+      <w:r>
+        <w:rPr>
+          <w:rStyle w:val="Strong"/>
+          <w:rFonts w:ascii="Arial" w:hAnsi="Arial" w:cs="Arial"/>
+          <w:sz w:val="20"/>
+          <w:szCs w:val="20"/>
+        </w:rPr>
+        <w:t>Legal_Officer_Name</w:t>
+      </w:r>
+      <w:proofErr w:type="spellEnd"/>
+      <w:r>
+        <w:rPr>
+          <w:rStyle w:val="Strong"/>
+          <w:rFonts w:ascii="Arial" w:hAnsi="Arial" w:cs="Arial"/>
+          <w:sz w:val="20"/>
+          <w:szCs w:val="20"/>
+        </w:rPr>
+        <w:t xml:space="preserve">} </w:t>
       </w:r>
       <w:r>
         <w:rPr>
@@ -871,62 +1095,6 @@
           <w:szCs w:val="20"/>
         </w:rPr>
       </w:pPr>
-      <w:r>
-        <w:rPr>
-          <w:rFonts w:ascii="Arial" w:hAnsi="Arial" w:cs="Arial"/>
-          <w:noProof/>
-          <w:sz w:val="20"/>
-          <w:szCs w:val="20"/>
-        </w:rPr>
-        <w:drawing>
-          <wp:inline distT="0" distB="0" distL="0" distR="0" wp14:anchorId="1E351BA8" wp14:editId="588ED632">
-            <wp:extent cx="1437640" cy="829945"/>
-            <wp:effectExtent l="0" t="0" r="0" b="8255"/>
-            <wp:docPr id="1" name="Picture 1" descr="Signature"/>
-            <wp:cNvGraphicFramePr>
-              <a:graphicFrameLocks xmlns:a="http://schemas.openxmlformats.org/drawingml/2006/main" noChangeAspect="1"/>
-            </wp:cNvGraphicFramePr>
-            <a:graphic xmlns:a="http://schemas.openxmlformats.org/drawingml/2006/main">
-              <a:graphicData uri="http://schemas.openxmlformats.org/drawingml/2006/picture">
-                <pic:pic xmlns:pic="http://schemas.openxmlformats.org/drawingml/2006/picture">
-                  <pic:nvPicPr>
-                    <pic:cNvPr id="0" name="Picture 1" descr="Signature"/>
-                    <pic:cNvPicPr>
-                      <a:picLocks noChangeAspect="1" noChangeArrowheads="1"/>
-                    </pic:cNvPicPr>
-                  </pic:nvPicPr>
-                  <pic:blipFill>
-                    <a:blip r:embed="rId5" cstate="print">
-                      <a:extLst>
-                        <a:ext uri="{28A0092B-C50C-407E-A947-70E740481C1C}">
-                          <a14:useLocalDpi xmlns:a14="http://schemas.microsoft.com/office/drawing/2010/main" val="0"/>
-                        </a:ext>
-                      </a:extLst>
-                    </a:blip>
-                    <a:srcRect/>
-                    <a:stretch>
-                      <a:fillRect/>
-                    </a:stretch>
-                  </pic:blipFill>
-                  <pic:spPr bwMode="auto">
-                    <a:xfrm>
-                      <a:off x="0" y="0"/>
-                      <a:ext cx="1437640" cy="829945"/>
-                    </a:xfrm>
-                    <a:prstGeom prst="rect">
-                      <a:avLst/>
-                    </a:prstGeom>
-                    <a:noFill/>
-                    <a:ln>
-                      <a:noFill/>
-                    </a:ln>
-                  </pic:spPr>
-                </pic:pic>
-              </a:graphicData>
-            </a:graphic>
-          </wp:inline>
-        </w:drawing>
-      </w:r>
     </w:p>
     <w:p/>
     <w:sectPr>
